--- a/Bot接入指南-learning_bot.docx
+++ b/Bot接入指南-learning_bot.docx
@@ -1648,62 +1648,14 @@
           <w:color w:val="1A1A1A"/>
           <w:sz w:val="18"/>
         </w:rPr>
-        <w:t xml:space="preserve">   </w:t>
-      </w:r>
-      <w:proofErr w:type="spellStart"/>
-      <w:r>
-        <w:rPr>
-          <w:rFonts w:ascii="Consolas" w:eastAsia="DengXian" w:hAnsi="Consolas" w:cs="Consolas"/>
-          <w:color w:val="1A1A1A"/>
-          <w:sz w:val="18"/>
-        </w:rPr>
-        <w:t>powershell</w:t>
-      </w:r>
-      <w:proofErr w:type="spellEnd"/>
-      <w:r>
-        <w:rPr>
-          <w:rFonts w:ascii="Consolas" w:eastAsia="DengXian" w:hAnsi="Consolas" w:cs="Consolas"/>
-          <w:color w:val="1A1A1A"/>
-          <w:sz w:val="18"/>
-        </w:rPr>
-        <w:t xml:space="preserve"> -</w:t>
-      </w:r>
-      <w:proofErr w:type="spellStart"/>
-      <w:r>
-        <w:rPr>
-          <w:rFonts w:ascii="Consolas" w:eastAsia="DengXian" w:hAnsi="Consolas" w:cs="Consolas"/>
-          <w:color w:val="1A1A1A"/>
-          <w:sz w:val="18"/>
-        </w:rPr>
-        <w:t>NoProfile</w:t>
-      </w:r>
-      <w:proofErr w:type="spellEnd"/>
-      <w:r>
-        <w:rPr>
-          <w:rFonts w:ascii="Consolas" w:eastAsia="DengXian" w:hAnsi="Consolas" w:cs="Consolas"/>
-          <w:color w:val="1A1A1A"/>
-          <w:sz w:val="18"/>
-        </w:rPr>
-        <w:t xml:space="preserve"> -</w:t>
-      </w:r>
-      <w:proofErr w:type="spellStart"/>
-      <w:r>
-        <w:rPr>
-          <w:rFonts w:ascii="Consolas" w:eastAsia="DengXian" w:hAnsi="Consolas" w:cs="Consolas"/>
-          <w:color w:val="1A1A1A"/>
-          <w:sz w:val="18"/>
-        </w:rPr>
-        <w:t>ExecutionPolicy</w:t>
-      </w:r>
-      <w:proofErr w:type="spellEnd"/>
-      <w:r>
-        <w:rPr>
-          <w:rFonts w:ascii="Consolas" w:eastAsia="DengXian" w:hAnsi="Consolas" w:cs="Consolas"/>
-          <w:color w:val="1A1A1A"/>
-          <w:sz w:val="18"/>
-        </w:rPr>
-        <w:t xml:space="preserve"> Bypass -File "&lt;REPO&gt;\learning-bot\scripts\run.ps1" -Menu</w:t>
-      </w:r>
+        <w:t xml:space="preserve">   powershell -NoProfile -ExecutionPolicy Bypass -File "&lt;REPO&gt;\learning-bot\scripts\run.ps1" -Menu    （&lt;REPO&gt; = clone 本仓库后的本地目录）</w:t>
+      </w:r>
+      <w:proofErr w:type="spellStart"/>
+      <w:proofErr w:type="spellEnd"/>
+      <w:proofErr w:type="spellStart"/>
+      <w:proofErr w:type="spellEnd"/>
+      <w:proofErr w:type="spellStart"/>
+      <w:proofErr w:type="spellEnd"/>
     </w:p>
     <w:p>
       <w:pPr>
@@ -4789,79 +4741,7 @@
           <w:color w:val="00409C"/>
           <w:sz w:val="21"/>
         </w:rPr>
-        <w:t>一、随</w:t>
-      </w:r>
-      <w:r>
-        <w:rPr>
-          <w:rFonts w:ascii="Arial" w:eastAsia="DengXian" w:hAnsi="Arial" w:cs="Arial"/>
-          <w:b/>
-          <w:color w:val="00409C"/>
-          <w:sz w:val="21"/>
-        </w:rPr>
-        <w:t xml:space="preserve"> Bot </w:t>
-      </w:r>
-      <w:r>
-        <w:rPr>
-          <w:rFonts w:ascii="Arial" w:eastAsia="DengXian" w:hAnsi="Arial" w:cs="Arial"/>
-          <w:b/>
-          <w:color w:val="00409C"/>
-          <w:sz w:val="21"/>
-        </w:rPr>
-        <w:t>提供的</w:t>
-      </w:r>
-      <w:r>
-        <w:rPr>
-          <w:rFonts w:ascii="Arial" w:eastAsia="DengXian" w:hAnsi="Arial" w:cs="Arial"/>
-          <w:b/>
-          <w:color w:val="00409C"/>
-          <w:sz w:val="21"/>
-        </w:rPr>
-        <w:t xml:space="preserve"> 4 </w:t>
-      </w:r>
-      <w:r>
-        <w:rPr>
-          <w:rFonts w:ascii="Arial" w:eastAsia="DengXian" w:hAnsi="Arial" w:cs="Arial"/>
-          <w:b/>
-          <w:color w:val="00409C"/>
-          <w:sz w:val="21"/>
-        </w:rPr>
-        <w:t>个</w:t>
-      </w:r>
-      <w:r>
-        <w:rPr>
-          <w:rFonts w:ascii="Arial" w:eastAsia="DengXian" w:hAnsi="Arial" w:cs="Arial"/>
-          <w:b/>
-          <w:color w:val="00409C"/>
-          <w:sz w:val="21"/>
-        </w:rPr>
-        <w:t xml:space="preserve"> skill</w:t>
-      </w:r>
-      <w:r>
-        <w:rPr>
-          <w:rFonts w:ascii="Arial" w:eastAsia="DengXian" w:hAnsi="Arial" w:cs="Arial"/>
-          <w:b/>
-          <w:color w:val="00409C"/>
-          <w:sz w:val="21"/>
-        </w:rPr>
-        <w:t>（仓库根目录：</w:t>
-      </w:r>
-      <w:r>
-        <w:rPr>
-          <w:rFonts w:ascii="Arial" w:eastAsia="DengXian" w:hAnsi="Arial" w:cs="Arial"/>
-          <w:b/>
-          <w:color w:val="00409C"/>
-          <w:sz w:val="21"/>
-        </w:rPr>
-        <w:t>D:\learning-bot-skills</w:t>
-      </w:r>
-      <w:r>
-        <w:rPr>
-          <w:rFonts w:ascii="Arial" w:eastAsia="DengXian" w:hAnsi="Arial" w:cs="Arial"/>
-          <w:b/>
-          <w:color w:val="00409C"/>
-          <w:sz w:val="21"/>
-        </w:rPr>
-        <w:t>）</w:t>
+        <w:t>一、随 Bot 提供的 4 个 skill（仓库：https://github.com/openvino-dev-samples/learning-bot-skills）</w:t>
       </w:r>
     </w:p>
     <w:p>
